--- a/U1/TI.1.1/TI.1.1. PAO202651_RESTFUL_JAVA_SINBDD_NRC36884_GR09/01. UML/01. ERS/ERS_RESTFUL_JAVA_SINBDD_NRC36884_GR09.docx
+++ b/U1/TI.1.1/TI.1.1. PAO202651_RESTFUL_JAVA_SINBDD_NRC36884_GR09/01. UML/01. ERS/ERS_RESTFUL_JAVA_SINBDD_NRC36884_GR09.docx
@@ -1295,7 +1295,7 @@
           </w:tcPr>
           <w:p>
             <w:r>
-              <w:t>centimetros, metros, pies, yardas, millas</w:t>
+              <w:t>milimetros, centimetros, metros, kilometros, pies, yardas, millas</w:t>
             </w:r>
           </w:p>
         </w:tc>
@@ -1317,7 +1317,7 @@
           </w:tcPr>
           <w:p>
             <w:r>
-              <w:t>gramos, kilogramos, onzas, libras, quintales</w:t>
+              <w:t>miligramos, gramos, kilogramos, toneladas, onzas, libras, quintales</w:t>
             </w:r>
           </w:p>
         </w:tc>
@@ -1339,7 +1339,7 @@
           </w:tcPr>
           <w:p>
             <w:r>
-              <w:t>fahrenheit, kelvin, celsius, newton, reaumur</w:t>
+              <w:t>celsius, fahrenheit, kelvin, rankine, newton, reaumur</w:t>
             </w:r>
           </w:p>
         </w:tc>

--- a/U1/TI.1.1/TI.1.1. PAO202651_RESTFUL_JAVA_SINBDD_NRC36884_GR09/01. UML/01. ERS/ERS_RESTFUL_JAVA_SINBDD_NRC36884_GR09.docx
+++ b/U1/TI.1.1/TI.1.1. PAO202651_RESTFUL_JAVA_SINBDD_NRC36884_GR09/01. UML/01. ERS/ERS_RESTFUL_JAVA_SINBDD_NRC36884_GR09.docx
@@ -29,7 +29,7 @@
     </w:p>
     <w:p>
       <w:r>
-        <w:t>Arquitectura RESTful Java sin base de datos | 13 de octubre de 2026</w:t>
+        <w:t>Arquitectura RESTful Java sin base de datos | 14 de octubre de 2026</w:t>
       </w:r>
     </w:p>
     <w:p>
@@ -151,7 +151,7 @@
           </w:tcPr>
           <w:p>
             <w:r>
-              <w:t>controller</w:t>
+              <w:t>controlador</w:t>
             </w:r>
           </w:p>
         </w:tc>
@@ -161,7 +161,7 @@
           </w:tcPr>
           <w:p>
             <w:r>
-              <w:t>model y dto</w:t>
+              <w:t>modelo y DTO</w:t>
             </w:r>
           </w:p>
         </w:tc>
@@ -171,7 +171,7 @@
           </w:tcPr>
           <w:p>
             <w:r>
-              <w:t>Clientes externos</w:t>
+              <w:t>Sin vista gráfica (API)</w:t>
             </w:r>
           </w:p>
         </w:tc>
@@ -181,7 +181,7 @@
           </w:tcPr>
           <w:p>
             <w:r>
-              <w:t>service; security; config; exception</w:t>
+              <w:t>servicios; seguridad; configuracion; excepciones</w:t>
             </w:r>
           </w:p>
         </w:tc>
@@ -203,7 +203,7 @@
           </w:tcPr>
           <w:p>
             <w:r>
-              <w:t>clicon.controlador</w:t>
+              <w:t>controlador</w:t>
             </w:r>
           </w:p>
         </w:tc>
@@ -213,7 +213,7 @@
           </w:tcPr>
           <w:p>
             <w:r>
-              <w:t>clicon.modelo</w:t>
+              <w:t>modelo</w:t>
             </w:r>
           </w:p>
         </w:tc>
@@ -223,7 +223,7 @@
           </w:tcPr>
           <w:p>
             <w:r>
-              <w:t>clicon.vista</w:t>
+              <w:t>vista</w:t>
             </w:r>
           </w:p>
         </w:tc>
@@ -233,7 +233,7 @@
           </w:tcPr>
           <w:p>
             <w:r>
-              <w:t>clicon.servicios</w:t>
+              <w:t>servicios</w:t>
             </w:r>
           </w:p>
         </w:tc>
@@ -255,7 +255,7 @@
           </w:tcPr>
           <w:p>
             <w:r>
-              <w:t>cliesc.controlador</w:t>
+              <w:t>controlador</w:t>
             </w:r>
           </w:p>
         </w:tc>
@@ -265,7 +265,7 @@
           </w:tcPr>
           <w:p>
             <w:r>
-              <w:t>cliesc.modelo</w:t>
+              <w:t>modelo</w:t>
             </w:r>
           </w:p>
         </w:tc>
@@ -275,7 +275,7 @@
           </w:tcPr>
           <w:p>
             <w:r>
-              <w:t>cliesc.vista</w:t>
+              <w:t>vista</w:t>
             </w:r>
           </w:p>
         </w:tc>
@@ -285,7 +285,7 @@
           </w:tcPr>
           <w:p>
             <w:r>
-              <w:t>cliesc.servicios</w:t>
+              <w:t>servicios</w:t>
             </w:r>
           </w:p>
         </w:tc>
@@ -307,7 +307,7 @@
           </w:tcPr>
           <w:p>
             <w:r>
-              <w:t>cliweb.controlador</w:t>
+              <w:t>controlador</w:t>
             </w:r>
           </w:p>
         </w:tc>
@@ -317,7 +317,7 @@
           </w:tcPr>
           <w:p>
             <w:r>
-              <w:t>cliweb.modelo</w:t>
+              <w:t>modelo</w:t>
             </w:r>
           </w:p>
         </w:tc>
@@ -337,7 +337,7 @@
           </w:tcPr>
           <w:p>
             <w:r>
-              <w:t>cliweb.servicios</w:t>
+              <w:t>servicios</w:t>
             </w:r>
           </w:p>
         </w:tc>
@@ -359,7 +359,7 @@
           </w:tcPr>
           <w:p>
             <w:r>
-              <w:t>climov.controlador</w:t>
+              <w:t>controlador</w:t>
             </w:r>
           </w:p>
         </w:tc>
@@ -369,7 +369,7 @@
           </w:tcPr>
           <w:p>
             <w:r>
-              <w:t>climov.modelo</w:t>
+              <w:t>modelo</w:t>
             </w:r>
           </w:p>
         </w:tc>
@@ -379,7 +379,7 @@
           </w:tcPr>
           <w:p>
             <w:r>
-              <w:t>climov.vista</w:t>
+              <w:t>vista</w:t>
             </w:r>
           </w:p>
         </w:tc>
@@ -389,7 +389,7 @@
           </w:tcPr>
           <w:p>
             <w:r>
-              <w:t>climov.servicios</w:t>
+              <w:t>servicios</w:t>
             </w:r>
           </w:p>
         </w:tc>
@@ -539,7 +539,7 @@
           </w:tcPr>
           <w:p>
             <w:r>
-              <w:t>Conversión entre cinco unidades de longitud.</w:t>
+              <w:t>Conversión entre milímetros, centímetros, metros, kilómetros, pies, yardas y millas.</w:t>
             </w:r>
           </w:p>
         </w:tc>
@@ -571,7 +571,7 @@
           </w:tcPr>
           <w:p>
             <w:r>
-              <w:t>Conversión entre cinco unidades de masa.</w:t>
+              <w:t>Conversión entre miligramos, gramos, kilogramos, toneladas, onzas, libras y quintales.</w:t>
             </w:r>
           </w:p>
         </w:tc>
@@ -603,7 +603,7 @@
           </w:tcPr>
           <w:p>
             <w:r>
-              <w:t>Conversión entre cinco escalas de temperatura.</w:t>
+              <w:t>Conversión entre Celsius, Fahrenheit, Kelvin, Rankine, Newton y Réaumur.</w:t>
             </w:r>
           </w:p>
         </w:tc>
@@ -699,7 +699,7 @@
           </w:tcPr>
           <w:p>
             <w:r>
-              <w:t>Entradas incorrectas devuelven un error JSON con código HTTP apropiado.</w:t>
+              <w:t>Rechaza valor ausente o no finito, masa negativa, unidades vacías o no admitidas; responde con error JSON y código HTTP apropiado.</w:t>
             </w:r>
           </w:p>
         </w:tc>
@@ -1242,7 +1242,7 @@
     <w:p/>
     <w:p>
       <w:r>
-        <w:t>Las solicitudes de conversión incluyen valor numérico, unidadOrigen y unidadDestino. El token se envía en Authorization: Bearer &lt;token&gt;. Una respuesta correcta incluye exito, magnitud, valor, unidades, resultado y mensaje.</w:t>
+        <w:t>Las solicitudes de conversión incluyen valor numérico, unidadOrigen y unidadDestino. El token se envía en Authorization: Bearer &lt;token&gt;. Una respuesta correcta incluye exito, magnitud, valor, unidadOrigen, unidadDestino, resultado y mensaje. Los errores incluyen exito, codigo, error, mensaje, ruta y timestamp, junto con el código HTTP.</w:t>
       </w:r>
     </w:p>
     <w:tbl>
@@ -1356,7 +1356,7 @@
     </w:p>
     <w:p>
       <w:r>
-        <w:t>Usuario de demostración: monster; clave: monster9. No hay registro de usuarios, persistencia ni motor de base de datos. Los tokens dejan de existir cuando se reinicia el servidor.</w:t>
+        <w:t>Usuario de demostración: Monster; clave: Monster9. No hay registro de usuarios, persistencia ni motor de base de datos. Los tokens dejan de existir cuando se reinicia el servidor.</w:t>
       </w:r>
     </w:p>
     <w:p>
@@ -1422,7 +1422,7 @@
           </w:tcPr>
           <w:p>
             <w:r>
-              <w:t>AuthController, AuthService, TokenStore, filtro de seguridad; login de cada cliente</w:t>
+              <w:t>ControladorAutenticacion, ServicioAutenticacion, AlmacenTokens, FiltroAutenticacion; login de cada cliente</w:t>
             </w:r>
           </w:p>
         </w:tc>
@@ -1444,7 +1444,7 @@
           </w:tcPr>
           <w:p>
             <w:r>
-              <w:t>CatalogoController, UnidadCatalog; pantallas y menú de clientes</w:t>
+              <w:t>ControladorCatalogo, CatalogoUnidades; pantallas y menú de clientes</w:t>
             </w:r>
           </w:p>
         </w:tc>
@@ -1466,7 +1466,7 @@
           </w:tcPr>
           <w:p>
             <w:r>
-              <w:t>ConversionController, ConversionService, modelos de unidad; controladores cliente</w:t>
+              <w:t>ControladorConversion, ServicioConversion, conversores por magnitud; controladores cliente</w:t>
             </w:r>
           </w:p>
         </w:tc>
@@ -1488,7 +1488,7 @@
           </w:tcPr>
           <w:p>
             <w:r>
-              <w:t>Validación DTO, manejo global de errores y presentación de mensajes en clientes</w:t>
+              <w:t>SolicitudInicioSesion, SolicitudConversion, ManejadorGlobalExcepciones y presentación de errores en clientes</w:t>
             </w:r>
           </w:p>
         </w:tc>
